--- a/Uwaycontech/实验例程/CC2530基础实验/3-CC2530 模块化处理/实验指导书/3-CC2530 模块化处理.docx
+++ b/Uwaycontech/实验例程/CC2530基础实验/3-CC2530 模块化处理/实验指导书/3-CC2530 模块化处理.docx
@@ -799,7 +799,7 @@
           <w:shd w:val="clear" w:fill="FFFFFF"/>
           <w:lang w:val="en-US" w:eastAsia="zh-CN"/>
         </w:rPr>
-        <w:t>首先我们在我们的存放程序的文件夹内创建一个名为Code文件夹，用于放置我们即将创建的.c和.h文件。或者可以建立一个名为src的文件夹放置.c文件，创建一个Inc文件放置.h文件。这里直接创建一个名为Code文件放置所有文件。</w:t>
+        <w:t>首先我们在我们的存放程序的文件夹内创建一个名为code文件夹，用于放置我们即将创建的.c和.h文件。或者可以建立一个名为src的文件夹放置.c文件，创建一个inc文件放置.h文件。这里直接创建一个名为code文件放置所有文件。</w:t>
       </w:r>
     </w:p>
     <w:p>
@@ -969,7 +969,21 @@
           <w:rFonts w:hint="eastAsia" w:ascii="宋体" w:hAnsi="宋体" w:eastAsia="宋体" w:cs="宋体"/>
           <w:lang w:val="en-US" w:eastAsia="zh-CN"/>
         </w:rPr>
-        <w:t>如果创建了Code文件的话就填写：</w:t>
+        <w:t>如果创建了</w:t>
+      </w:r>
+      <w:r>
+        <w:rPr>
+          <w:rFonts w:hint="eastAsia" w:ascii="宋体" w:hAnsi="宋体" w:cs="宋体"/>
+          <w:lang w:val="en-US" w:eastAsia="zh-CN"/>
+        </w:rPr>
+        <w:t>c</w:t>
+      </w:r>
+      <w:r>
+        <w:rPr>
+          <w:rFonts w:hint="eastAsia" w:ascii="宋体" w:hAnsi="宋体" w:eastAsia="宋体" w:cs="宋体"/>
+          <w:lang w:val="en-US" w:eastAsia="zh-CN"/>
+        </w:rPr>
+        <w:t>ode文件的话就填写：</w:t>
       </w:r>
     </w:p>
     <w:p>
@@ -998,7 +1012,35 @@
           <w:rFonts w:hint="eastAsia" w:ascii="宋体" w:hAnsi="宋体" w:eastAsia="宋体" w:cs="宋体"/>
           <w:lang w:val="en-US" w:eastAsia="zh-CN"/>
         </w:rPr>
-        <w:t>$PROJ_DIR$\Code</w:t>
+        <w:t>$PROJ_DIR$</w:t>
+      </w:r>
+      <w:r>
+        <w:rPr>
+          <w:rFonts w:hint="eastAsia" w:ascii="宋体" w:hAnsi="宋体" w:cs="宋体"/>
+          <w:lang w:val="en-US" w:eastAsia="zh-CN"/>
+        </w:rPr>
+        <w:t>\..</w:t>
+      </w:r>
+      <w:r>
+        <w:rPr>
+          <w:rFonts w:hint="eastAsia" w:ascii="宋体" w:hAnsi="宋体" w:eastAsia="宋体" w:cs="宋体"/>
+          <w:lang w:val="en-US" w:eastAsia="zh-CN"/>
+        </w:rPr>
+        <w:t>\</w:t>
+      </w:r>
+      <w:r>
+        <w:rPr>
+          <w:rFonts w:hint="eastAsia" w:ascii="宋体" w:hAnsi="宋体" w:cs="宋体"/>
+          <w:lang w:val="en-US" w:eastAsia="zh-CN"/>
+        </w:rPr>
+        <w:t>c</w:t>
+      </w:r>
+      <w:r>
+        <w:rPr>
+          <w:rFonts w:hint="eastAsia" w:ascii="宋体" w:hAnsi="宋体" w:eastAsia="宋体" w:cs="宋体"/>
+          <w:lang w:val="en-US" w:eastAsia="zh-CN"/>
+        </w:rPr>
+        <w:t>ode</w:t>
       </w:r>
     </w:p>
     <w:p>
@@ -1058,7 +1100,21 @@
           <w:rFonts w:hint="eastAsia" w:ascii="宋体" w:hAnsi="宋体" w:eastAsia="宋体" w:cs="宋体"/>
           <w:lang w:val="en-US" w:eastAsia="zh-CN"/>
         </w:rPr>
-        <w:t>$PROJ_DIR$\src</w:t>
+        <w:t>$PROJ_DIR$</w:t>
+      </w:r>
+      <w:r>
+        <w:rPr>
+          <w:rFonts w:hint="eastAsia" w:ascii="宋体" w:hAnsi="宋体" w:cs="宋体"/>
+          <w:lang w:val="en-US" w:eastAsia="zh-CN"/>
+        </w:rPr>
+        <w:t>\..</w:t>
+      </w:r>
+      <w:r>
+        <w:rPr>
+          <w:rFonts w:hint="eastAsia" w:ascii="宋体" w:hAnsi="宋体" w:eastAsia="宋体" w:cs="宋体"/>
+          <w:lang w:val="en-US" w:eastAsia="zh-CN"/>
+        </w:rPr>
+        <w:t>\src</w:t>
       </w:r>
     </w:p>
     <w:p>
@@ -1087,14 +1143,60 @@
           <w:rFonts w:hint="eastAsia" w:ascii="宋体" w:hAnsi="宋体" w:eastAsia="宋体" w:cs="宋体"/>
           <w:lang w:val="en-US" w:eastAsia="zh-CN"/>
         </w:rPr>
-        <w:t>$PROJ_DIR$\Inc</w:t>
-      </w:r>
-    </w:p>
-    <w:p>
-      <w:pPr>
-        <w:keepNext w:val="0"/>
-        <w:keepLines w:val="0"/>
-        <w:pageBreakBefore w:val="0"/>
+        <w:t>$PROJ_DIR$\</w:t>
+      </w:r>
+      <w:r>
+        <w:rPr>
+          <w:rFonts w:hint="eastAsia" w:ascii="宋体" w:hAnsi="宋体" w:cs="宋体"/>
+          <w:lang w:val="en-US" w:eastAsia="zh-CN"/>
+        </w:rPr>
+        <w:t>..\i</w:t>
+      </w:r>
+      <w:r>
+        <w:rPr>
+          <w:rFonts w:hint="eastAsia" w:ascii="宋体" w:hAnsi="宋体" w:eastAsia="宋体" w:cs="宋体"/>
+          <w:lang w:val="en-US" w:eastAsia="zh-CN"/>
+        </w:rPr>
+        <w:t>nc</w:t>
+      </w:r>
+    </w:p>
+    <w:p>
+      <w:pPr>
+        <w:keepNext w:val="0"/>
+        <w:keepLines w:val="0"/>
+        <w:pageBreakBefore w:val="0"/>
+        <w:widowControl w:val="0"/>
+        <w:kinsoku/>
+        <w:wordWrap/>
+        <w:overflowPunct/>
+        <w:topLinePunct w:val="0"/>
+        <w:autoSpaceDE/>
+        <w:autoSpaceDN/>
+        <w:bidi w:val="0"/>
+        <w:adjustRightInd/>
+        <w:snapToGrid/>
+        <w:ind w:firstLine="400" w:firstLineChars="200"/>
+        <w:jc w:val="both"/>
+        <w:textAlignment w:val="auto"/>
+        <w:rPr>
+          <w:rFonts w:hint="eastAsia" w:ascii="宋体" w:hAnsi="宋体" w:cs="宋体"/>
+          <w:lang w:val="en-US" w:eastAsia="zh-CN"/>
+        </w:rPr>
+      </w:pPr>
+      <w:r>
+        <w:rPr>
+          <w:rFonts w:hint="eastAsia" w:ascii="宋体" w:hAnsi="宋体" w:cs="宋体"/>
+          <w:lang w:val="en-US" w:eastAsia="zh-CN"/>
+        </w:rPr>
+        <w:t>接着把C库包含进来：</w:t>
+      </w:r>
+    </w:p>
+    <w:p>
+      <w:pPr>
+        <w:keepNext w:val="0"/>
+        <w:keepLines w:val="0"/>
+        <w:pageBreakBefore w:val="0"/>
+        <w:widowControl w:val="0"/>
         <w:kinsoku/>
         <w:wordWrap/>
         <w:overflowPunct/>
@@ -1106,13 +1208,79 @@
         <w:snapToGrid/>
         <w:jc w:val="center"/>
         <w:textAlignment w:val="auto"/>
+        <w:rPr>
+          <w:rFonts w:hint="default" w:ascii="宋体" w:hAnsi="宋体" w:cs="宋体"/>
+          <w:lang w:val="en-US" w:eastAsia="zh-CN"/>
+        </w:rPr>
+      </w:pPr>
+      <w:r>
+        <w:rPr>
+          <w:rFonts w:hint="default" w:ascii="宋体" w:hAnsi="宋体" w:cs="宋体"/>
+          <w:lang w:val="en-US" w:eastAsia="zh-CN"/>
+        </w:rPr>
+        <w:t>$TOOLKIT_DIR$\inc\dlib\c</w:t>
+      </w:r>
+    </w:p>
+    <w:p>
+      <w:pPr>
+        <w:keepNext w:val="0"/>
+        <w:keepLines w:val="0"/>
+        <w:pageBreakBefore w:val="0"/>
+        <w:widowControl w:val="0"/>
+        <w:kinsoku/>
+        <w:wordWrap/>
+        <w:overflowPunct/>
+        <w:topLinePunct w:val="0"/>
+        <w:autoSpaceDE/>
+        <w:autoSpaceDN/>
+        <w:bidi w:val="0"/>
+        <w:adjustRightInd/>
+        <w:snapToGrid/>
+        <w:ind w:firstLine="400" w:firstLineChars="200"/>
+        <w:jc w:val="both"/>
+        <w:textAlignment w:val="auto"/>
+        <w:rPr>
+          <w:rFonts w:hint="eastAsia" w:ascii="宋体" w:hAnsi="宋体" w:cs="宋体"/>
+          <w:lang w:val="en-US" w:eastAsia="zh-CN"/>
+        </w:rPr>
+      </w:pPr>
+      <w:r>
+        <w:rPr>
+          <w:rFonts w:hint="eastAsia" w:ascii="宋体" w:hAnsi="宋体" w:cs="宋体"/>
+          <w:lang w:val="en-US" w:eastAsia="zh-CN"/>
+        </w:rPr>
+        <w:t>完成对应操作：</w:t>
+      </w:r>
+    </w:p>
+    <w:p>
+      <w:pPr>
+        <w:keepNext w:val="0"/>
+        <w:keepLines w:val="0"/>
+        <w:pageBreakBefore w:val="0"/>
+        <w:widowControl w:val="0"/>
+        <w:kinsoku/>
+        <w:wordWrap/>
+        <w:overflowPunct/>
+        <w:topLinePunct w:val="0"/>
+        <w:autoSpaceDE/>
+        <w:autoSpaceDN/>
+        <w:bidi w:val="0"/>
+        <w:adjustRightInd/>
+        <w:snapToGrid/>
+        <w:ind w:firstLine="400" w:firstLineChars="200"/>
+        <w:jc w:val="center"/>
+        <w:textAlignment w:val="auto"/>
+        <w:rPr>
+          <w:rFonts w:hint="default" w:ascii="宋体" w:hAnsi="宋体" w:cs="宋体"/>
+          <w:lang w:val="en-US" w:eastAsia="zh-CN"/>
+        </w:rPr>
       </w:pPr>
       <w:r>
         <w:drawing>
           <wp:inline distT="0" distB="0" distL="114300" distR="114300">
-            <wp:extent cx="3835400" cy="3657600"/>
-            <wp:effectExtent l="0" t="0" r="0" b="0"/>
-            <wp:docPr id="2" name="图片 2"/>
+            <wp:extent cx="2997200" cy="2870835"/>
+            <wp:effectExtent l="0" t="0" r="0" b="12065"/>
+            <wp:docPr id="8" name="图片 2"/>
             <wp:cNvGraphicFramePr>
               <a:graphicFrameLocks xmlns:a="http://schemas.openxmlformats.org/drawingml/2006/main" noChangeAspect="1"/>
             </wp:cNvGraphicFramePr>
@@ -1120,7 +1288,7 @@
               <a:graphicData uri="http://schemas.openxmlformats.org/drawingml/2006/picture">
                 <pic:pic xmlns:pic="http://schemas.openxmlformats.org/drawingml/2006/picture">
                   <pic:nvPicPr>
-                    <pic:cNvPr id="2" name="图片 2"/>
+                    <pic:cNvPr id="8" name="图片 2"/>
                     <pic:cNvPicPr>
                       <a:picLocks noChangeAspect="1"/>
                     </pic:cNvPicPr>
@@ -1134,7 +1302,68 @@
                   <pic:spPr>
                     <a:xfrm>
                       <a:off x="0" y="0"/>
-                      <a:ext cx="3835400" cy="3657600"/>
+                      <a:ext cx="2997200" cy="2870835"/>
+                    </a:xfrm>
+                    <a:prstGeom prst="rect">
+                      <a:avLst/>
+                    </a:prstGeom>
+                    <a:noFill/>
+                    <a:ln>
+                      <a:noFill/>
+                    </a:ln>
+                  </pic:spPr>
+                </pic:pic>
+              </a:graphicData>
+            </a:graphic>
+          </wp:inline>
+        </w:drawing>
+      </w:r>
+    </w:p>
+    <w:p>
+      <w:pPr>
+        <w:keepNext w:val="0"/>
+        <w:keepLines w:val="0"/>
+        <w:pageBreakBefore w:val="0"/>
+        <w:kinsoku/>
+        <w:wordWrap/>
+        <w:overflowPunct/>
+        <w:topLinePunct w:val="0"/>
+        <w:autoSpaceDE/>
+        <w:autoSpaceDN/>
+        <w:bidi w:val="0"/>
+        <w:adjustRightInd/>
+        <w:snapToGrid/>
+        <w:jc w:val="center"/>
+        <w:textAlignment w:val="auto"/>
+      </w:pPr>
+      <w:r>
+        <w:drawing>
+          <wp:inline distT="0" distB="0" distL="114300" distR="114300">
+            <wp:extent cx="3940810" cy="3774440"/>
+            <wp:effectExtent l="0" t="0" r="8890" b="10160"/>
+            <wp:docPr id="7" name="图片 1"/>
+            <wp:cNvGraphicFramePr>
+              <a:graphicFrameLocks xmlns:a="http://schemas.openxmlformats.org/drawingml/2006/main" noChangeAspect="1"/>
+            </wp:cNvGraphicFramePr>
+            <a:graphic xmlns:a="http://schemas.openxmlformats.org/drawingml/2006/main">
+              <a:graphicData uri="http://schemas.openxmlformats.org/drawingml/2006/picture">
+                <pic:pic xmlns:pic="http://schemas.openxmlformats.org/drawingml/2006/picture">
+                  <pic:nvPicPr>
+                    <pic:cNvPr id="7" name="图片 1"/>
+                    <pic:cNvPicPr>
+                      <a:picLocks noChangeAspect="1"/>
+                    </pic:cNvPicPr>
+                  </pic:nvPicPr>
+                  <pic:blipFill>
+                    <a:blip r:embed="rId8"/>
+                    <a:stretch>
+                      <a:fillRect/>
+                    </a:stretch>
+                  </pic:blipFill>
+                  <pic:spPr>
+                    <a:xfrm>
+                      <a:off x="0" y="0"/>
+                      <a:ext cx="3940810" cy="3774440"/>
                     </a:xfrm>
                     <a:prstGeom prst="rect">
                       <a:avLst/>
@@ -2225,7 +2454,7 @@
                     </pic:cNvPicPr>
                   </pic:nvPicPr>
                   <pic:blipFill>
-                    <a:blip r:embed="rId8"/>
+                    <a:blip r:embed="rId9"/>
                     <a:stretch>
                       <a:fillRect/>
                     </a:stretch>
@@ -2640,7 +2869,7 @@
                     </pic:cNvPicPr>
                   </pic:nvPicPr>
                   <pic:blipFill>
-                    <a:blip r:embed="rId9"/>
+                    <a:blip r:embed="rId10"/>
                     <a:stretch>
                       <a:fillRect/>
                     </a:stretch>
@@ -3469,7 +3698,7 @@
                     </pic:cNvPicPr>
                   </pic:nvPicPr>
                   <pic:blipFill>
-                    <a:blip r:embed="rId10"/>
+                    <a:blip r:embed="rId11"/>
                     <a:stretch>
                       <a:fillRect/>
                     </a:stretch>
@@ -3837,7 +4066,7 @@
                     </pic:cNvPicPr>
                   </pic:nvPicPr>
                   <pic:blipFill>
-                    <a:blip r:embed="rId11"/>
+                    <a:blip r:embed="rId12"/>
                     <a:stretch>
                       <a:fillRect/>
                     </a:stretch>
@@ -4250,7 +4479,7 @@
                     </pic:cNvPicPr>
                   </pic:nvPicPr>
                   <pic:blipFill>
-                    <a:blip r:embed="rId12"/>
+                    <a:blip r:embed="rId13"/>
                     <a:stretch>
                       <a:fillRect/>
                     </a:stretch>
@@ -4547,7 +4776,7 @@
                     </pic:cNvPicPr>
                   </pic:nvPicPr>
                   <pic:blipFill>
-                    <a:blip r:embed="rId13"/>
+                    <a:blip r:embed="rId14"/>
                     <a:stretch>
                       <a:fillRect/>
                     </a:stretch>
@@ -4647,7 +4876,7 @@
                     </pic:cNvPicPr>
                   </pic:nvPicPr>
                   <pic:blipFill>
-                    <a:blip r:embed="rId14"/>
+                    <a:blip r:embed="rId15"/>
                     <a:stretch>
                       <a:fillRect/>
                     </a:stretch>
@@ -4735,7 +4964,7 @@
                     </pic:cNvPicPr>
                   </pic:nvPicPr>
                   <pic:blipFill>
-                    <a:blip r:embed="rId15"/>
+                    <a:blip r:embed="rId16"/>
                     <a:stretch>
                       <a:fillRect/>
                     </a:stretch>
@@ -6787,7 +7016,7 @@
                     </pic:cNvPicPr>
                   </pic:nvPicPr>
                   <pic:blipFill>
-                    <a:blip r:embed="rId16"/>
+                    <a:blip r:embed="rId17"/>
                     <a:stretch>
                       <a:fillRect/>
                     </a:stretch>
@@ -6891,7 +7120,7 @@
                     </pic:cNvPicPr>
                   </pic:nvPicPr>
                   <pic:blipFill>
-                    <a:blip r:embed="rId17"/>
+                    <a:blip r:embed="rId18"/>
                     <a:srcRect l="25277" t="28452" r="22203" b="23260"/>
                     <a:stretch>
                       <a:fillRect/>
@@ -6946,7 +7175,7 @@
                     </pic:cNvPicPr>
                   </pic:nvPicPr>
                   <pic:blipFill>
-                    <a:blip r:embed="rId18"/>
+                    <a:blip r:embed="rId19"/>
                     <a:srcRect l="26435" t="26828" r="22300" b="27327"/>
                     <a:stretch>
                       <a:fillRect/>
@@ -7053,321 +7282,6 @@
         <w:bidi w:val="0"/>
         <w:adjustRightInd/>
         <w:snapToGrid/>
-        <w:jc w:val="center"/>
-        <w:textAlignment w:val="auto"/>
-      </w:pPr>
-      <w:r>
-        <w:drawing>
-          <wp:inline distT="0" distB="0" distL="114300" distR="114300">
-            <wp:extent cx="2076450" cy="1962150"/>
-            <wp:effectExtent l="0" t="0" r="6350" b="6350"/>
-            <wp:docPr id="1" name="图片 1"/>
-            <wp:cNvGraphicFramePr>
-              <a:graphicFrameLocks xmlns:a="http://schemas.openxmlformats.org/drawingml/2006/main" noChangeAspect="1"/>
-            </wp:cNvGraphicFramePr>
-            <a:graphic xmlns:a="http://schemas.openxmlformats.org/drawingml/2006/main">
-              <a:graphicData uri="http://schemas.openxmlformats.org/drawingml/2006/picture">
-                <pic:pic xmlns:pic="http://schemas.openxmlformats.org/drawingml/2006/picture">
-                  <pic:nvPicPr>
-                    <pic:cNvPr id="1" name="图片 1"/>
-                    <pic:cNvPicPr>
-                      <a:picLocks noChangeAspect="1"/>
-                    </pic:cNvPicPr>
-                  </pic:nvPicPr>
-                  <pic:blipFill>
-                    <a:blip r:embed="rId19"/>
-                    <a:stretch>
-                      <a:fillRect/>
-                    </a:stretch>
-                  </pic:blipFill>
-                  <pic:spPr>
-                    <a:xfrm>
-                      <a:off x="0" y="0"/>
-                      <a:ext cx="2076450" cy="1962150"/>
-                    </a:xfrm>
-                    <a:prstGeom prst="rect">
-                      <a:avLst/>
-                    </a:prstGeom>
-                    <a:noFill/>
-                    <a:ln>
-                      <a:noFill/>
-                    </a:ln>
-                  </pic:spPr>
-                </pic:pic>
-              </a:graphicData>
-            </a:graphic>
-          </wp:inline>
-        </w:drawing>
-      </w:r>
-    </w:p>
-    <w:p>
-      <w:pPr>
-        <w:keepNext w:val="0"/>
-        <w:keepLines w:val="0"/>
-        <w:pageBreakBefore w:val="0"/>
-        <w:widowControl w:val="0"/>
-        <w:kinsoku/>
-        <w:wordWrap/>
-        <w:overflowPunct/>
-        <w:topLinePunct w:val="0"/>
-        <w:autoSpaceDE/>
-        <w:autoSpaceDN/>
-        <w:bidi w:val="0"/>
-        <w:adjustRightInd/>
-        <w:snapToGrid/>
-        <w:ind w:firstLine="400" w:firstLineChars="200"/>
-        <w:jc w:val="both"/>
-        <w:textAlignment w:val="auto"/>
-        <w:rPr>
-          <w:rFonts w:hint="eastAsia" w:ascii="宋体" w:hAnsi="宋体" w:eastAsia="宋体" w:cs="宋体"/>
-          <w:lang w:val="en-US" w:eastAsia="zh-CN"/>
-        </w:rPr>
-      </w:pPr>
-      <w:r>
-        <w:rPr>
-          <w:rFonts w:hint="eastAsia" w:ascii="宋体" w:hAnsi="宋体" w:eastAsia="宋体" w:cs="宋体"/>
-          <w:lang w:val="en-US" w:eastAsia="zh-CN"/>
-        </w:rPr>
-        <w:t>在下载IAR的目录里找到8051\inc\dlib\c，然后把一整个地址都复制粘贴进来。</w:t>
-      </w:r>
-    </w:p>
-    <w:p>
-      <w:pPr>
-        <w:keepNext w:val="0"/>
-        <w:keepLines w:val="0"/>
-        <w:pageBreakBefore w:val="0"/>
-        <w:widowControl w:val="0"/>
-        <w:kinsoku/>
-        <w:wordWrap/>
-        <w:overflowPunct/>
-        <w:topLinePunct w:val="0"/>
-        <w:autoSpaceDE/>
-        <w:autoSpaceDN/>
-        <w:bidi w:val="0"/>
-        <w:adjustRightInd/>
-        <w:snapToGrid/>
-        <w:jc w:val="center"/>
-        <w:textAlignment w:val="auto"/>
-      </w:pPr>
-      <w:r>
-        <w:drawing>
-          <wp:inline distT="0" distB="0" distL="114300" distR="114300">
-            <wp:extent cx="3835400" cy="3657600"/>
-            <wp:effectExtent l="0" t="0" r="0" b="0"/>
-            <wp:docPr id="5" name="图片 2"/>
-            <wp:cNvGraphicFramePr>
-              <a:graphicFrameLocks xmlns:a="http://schemas.openxmlformats.org/drawingml/2006/main" noChangeAspect="1"/>
-            </wp:cNvGraphicFramePr>
-            <a:graphic xmlns:a="http://schemas.openxmlformats.org/drawingml/2006/main">
-              <a:graphicData uri="http://schemas.openxmlformats.org/drawingml/2006/picture">
-                <pic:pic xmlns:pic="http://schemas.openxmlformats.org/drawingml/2006/picture">
-                  <pic:nvPicPr>
-                    <pic:cNvPr id="5" name="图片 2"/>
-                    <pic:cNvPicPr>
-                      <a:picLocks noChangeAspect="1"/>
-                    </pic:cNvPicPr>
-                  </pic:nvPicPr>
-                  <pic:blipFill>
-                    <a:blip r:embed="rId20"/>
-                    <a:stretch>
-                      <a:fillRect/>
-                    </a:stretch>
-                  </pic:blipFill>
-                  <pic:spPr>
-                    <a:xfrm>
-                      <a:off x="0" y="0"/>
-                      <a:ext cx="3835400" cy="3657600"/>
-                    </a:xfrm>
-                    <a:prstGeom prst="rect">
-                      <a:avLst/>
-                    </a:prstGeom>
-                    <a:noFill/>
-                    <a:ln>
-                      <a:noFill/>
-                    </a:ln>
-                  </pic:spPr>
-                </pic:pic>
-              </a:graphicData>
-            </a:graphic>
-          </wp:inline>
-        </w:drawing>
-      </w:r>
-    </w:p>
-    <w:p>
-      <w:pPr>
-        <w:keepNext w:val="0"/>
-        <w:keepLines w:val="0"/>
-        <w:pageBreakBefore w:val="0"/>
-        <w:widowControl w:val="0"/>
-        <w:kinsoku/>
-        <w:wordWrap/>
-        <w:overflowPunct/>
-        <w:topLinePunct w:val="0"/>
-        <w:autoSpaceDE/>
-        <w:autoSpaceDN/>
-        <w:bidi w:val="0"/>
-        <w:adjustRightInd/>
-        <w:snapToGrid/>
-        <w:ind w:firstLine="400" w:firstLineChars="200"/>
-        <w:jc w:val="both"/>
-        <w:textAlignment w:val="auto"/>
-        <w:rPr>
-          <w:rFonts w:hint="eastAsia" w:ascii="宋体" w:hAnsi="宋体" w:eastAsia="宋体" w:cs="宋体"/>
-          <w:lang w:val="en-US" w:eastAsia="zh-CN"/>
-        </w:rPr>
-      </w:pPr>
-      <w:r>
-        <w:rPr>
-          <w:rFonts w:hint="eastAsia" w:ascii="宋体" w:hAnsi="宋体" w:eastAsia="宋体" w:cs="宋体"/>
-          <w:lang w:val="en-US" w:eastAsia="zh-CN"/>
-        </w:rPr>
-        <w:t>完成以上操作后，在headfile.h文件里输入</w:t>
-      </w:r>
-      <w:r>
-        <w:rPr>
-          <w:rFonts w:hint="eastAsia" w:ascii="宋体" w:hAnsi="宋体" w:cs="宋体"/>
-          <w:lang w:val="en-US" w:eastAsia="zh-CN"/>
-        </w:rPr>
-        <w:t>：</w:t>
-      </w:r>
-    </w:p>
-    <w:p>
-      <w:pPr>
-        <w:keepNext w:val="0"/>
-        <w:keepLines w:val="0"/>
-        <w:pageBreakBefore w:val="0"/>
-        <w:widowControl w:val="0"/>
-        <w:kinsoku/>
-        <w:wordWrap/>
-        <w:overflowPunct/>
-        <w:topLinePunct w:val="0"/>
-        <w:autoSpaceDE/>
-        <w:autoSpaceDN/>
-        <w:bidi w:val="0"/>
-        <w:adjustRightInd/>
-        <w:snapToGrid/>
-        <w:jc w:val="both"/>
-        <w:textAlignment w:val="auto"/>
-        <w:rPr>
-          <w:rFonts w:hint="eastAsia" w:ascii="宋体" w:hAnsi="宋体" w:eastAsia="宋体" w:cs="宋体"/>
-          <w:lang w:val="en-US" w:eastAsia="zh-CN"/>
-        </w:rPr>
-      </w:pPr>
-      <w:r>
-        <w:rPr>
-          <w:rFonts w:hint="eastAsia" w:ascii="宋体" w:hAnsi="宋体" w:eastAsia="宋体" w:cs="宋体"/>
-          <w:lang w:val="en-US" w:eastAsia="zh-CN"/>
-        </w:rPr>
-        <w:t>#include "stdint.h"</w:t>
-      </w:r>
-    </w:p>
-    <w:p>
-      <w:pPr>
-        <w:keepNext w:val="0"/>
-        <w:keepLines w:val="0"/>
-        <w:pageBreakBefore w:val="0"/>
-        <w:widowControl w:val="0"/>
-        <w:kinsoku/>
-        <w:wordWrap/>
-        <w:overflowPunct/>
-        <w:topLinePunct w:val="0"/>
-        <w:autoSpaceDE/>
-        <w:autoSpaceDN/>
-        <w:bidi w:val="0"/>
-        <w:adjustRightInd/>
-        <w:snapToGrid/>
-        <w:ind w:firstLine="400" w:firstLineChars="200"/>
-        <w:jc w:val="both"/>
-        <w:textAlignment w:val="auto"/>
-        <w:rPr>
-          <w:rFonts w:hint="eastAsia" w:ascii="宋体" w:hAnsi="宋体" w:eastAsia="宋体" w:cs="宋体"/>
-          <w:lang w:val="en-US" w:eastAsia="zh-CN"/>
-        </w:rPr>
-      </w:pPr>
-      <w:r>
-        <w:rPr>
-          <w:rFonts w:hint="eastAsia" w:ascii="宋体" w:hAnsi="宋体" w:eastAsia="宋体" w:cs="宋体"/>
-          <w:lang w:val="en-US" w:eastAsia="zh-CN"/>
-        </w:rPr>
-        <w:t>这样我们就可以把对应的类型名更换一下：</w:t>
-      </w:r>
-    </w:p>
-    <w:p>
-      <w:pPr>
-        <w:keepNext w:val="0"/>
-        <w:keepLines w:val="0"/>
-        <w:pageBreakBefore w:val="0"/>
-        <w:widowControl w:val="0"/>
-        <w:kinsoku/>
-        <w:wordWrap/>
-        <w:overflowPunct/>
-        <w:topLinePunct w:val="0"/>
-        <w:autoSpaceDE/>
-        <w:autoSpaceDN/>
-        <w:bidi w:val="0"/>
-        <w:adjustRightInd/>
-        <w:snapToGrid/>
-        <w:jc w:val="both"/>
-        <w:textAlignment w:val="auto"/>
-        <w:rPr>
-          <w:rFonts w:hint="eastAsia" w:ascii="宋体" w:hAnsi="宋体" w:eastAsia="宋体" w:cs="宋体"/>
-          <w:lang w:val="en-US" w:eastAsia="zh-CN"/>
-        </w:rPr>
-      </w:pPr>
-      <w:r>
-        <w:rPr>
-          <w:rFonts w:hint="eastAsia" w:ascii="宋体" w:hAnsi="宋体" w:eastAsia="宋体" w:cs="宋体"/>
-          <w:lang w:val="en-US" w:eastAsia="zh-CN"/>
-        </w:rPr>
-        <w:t>unsigned char -&gt; uint8_t</w:t>
-      </w:r>
-    </w:p>
-    <w:p>
-      <w:pPr>
-        <w:keepNext w:val="0"/>
-        <w:keepLines w:val="0"/>
-        <w:pageBreakBefore w:val="0"/>
-        <w:widowControl w:val="0"/>
-        <w:kinsoku/>
-        <w:wordWrap/>
-        <w:overflowPunct/>
-        <w:topLinePunct w:val="0"/>
-        <w:autoSpaceDE/>
-        <w:autoSpaceDN/>
-        <w:bidi w:val="0"/>
-        <w:adjustRightInd/>
-        <w:snapToGrid/>
-        <w:jc w:val="both"/>
-        <w:textAlignment w:val="auto"/>
-        <w:rPr>
-          <w:rFonts w:hint="eastAsia" w:ascii="宋体" w:hAnsi="宋体" w:eastAsia="宋体" w:cs="宋体"/>
-          <w:lang w:val="en-US" w:eastAsia="zh-CN"/>
-        </w:rPr>
-      </w:pPr>
-      <w:r>
-        <w:rPr>
-          <w:rFonts w:hint="eastAsia" w:ascii="宋体" w:hAnsi="宋体" w:eastAsia="宋体" w:cs="宋体"/>
-          <w:lang w:val="en-US" w:eastAsia="zh-CN"/>
-        </w:rPr>
-        <w:t>unsigned int-&gt; uint16_t</w:t>
-      </w:r>
-    </w:p>
-    <w:p>
-      <w:pPr>
-        <w:keepNext w:val="0"/>
-        <w:keepLines w:val="0"/>
-        <w:pageBreakBefore w:val="0"/>
-        <w:widowControl w:val="0"/>
-        <w:kinsoku/>
-        <w:wordWrap/>
-        <w:overflowPunct/>
-        <w:topLinePunct w:val="0"/>
-        <w:autoSpaceDE/>
-        <w:autoSpaceDN/>
-        <w:bidi w:val="0"/>
-        <w:adjustRightInd/>
-        <w:snapToGrid/>
-        <w:ind w:firstLine="400" w:firstLineChars="200"/>
         <w:jc w:val="both"/>
         <w:textAlignment w:val="auto"/>
         <w:rPr>
@@ -7377,6 +7291,128 @@
       </w:pPr>
       <w:bookmarkStart w:id="0" w:name="_GoBack"/>
       <w:bookmarkEnd w:id="0"/>
+      <w:r>
+        <w:rPr>
+          <w:rFonts w:hint="eastAsia" w:ascii="宋体" w:hAnsi="宋体" w:eastAsia="宋体" w:cs="宋体"/>
+          <w:lang w:val="en-US" w:eastAsia="zh-CN"/>
+        </w:rPr>
+        <w:t>#include "stdint.h"</w:t>
+      </w:r>
+    </w:p>
+    <w:p>
+      <w:pPr>
+        <w:keepNext w:val="0"/>
+        <w:keepLines w:val="0"/>
+        <w:pageBreakBefore w:val="0"/>
+        <w:widowControl w:val="0"/>
+        <w:kinsoku/>
+        <w:wordWrap/>
+        <w:overflowPunct/>
+        <w:topLinePunct w:val="0"/>
+        <w:autoSpaceDE/>
+        <w:autoSpaceDN/>
+        <w:bidi w:val="0"/>
+        <w:adjustRightInd/>
+        <w:snapToGrid/>
+        <w:ind w:firstLine="400" w:firstLineChars="200"/>
+        <w:jc w:val="both"/>
+        <w:textAlignment w:val="auto"/>
+        <w:rPr>
+          <w:rFonts w:hint="eastAsia" w:ascii="宋体" w:hAnsi="宋体" w:eastAsia="宋体" w:cs="宋体"/>
+          <w:lang w:val="en-US" w:eastAsia="zh-CN"/>
+        </w:rPr>
+      </w:pPr>
+      <w:r>
+        <w:rPr>
+          <w:rFonts w:hint="eastAsia" w:ascii="宋体" w:hAnsi="宋体" w:eastAsia="宋体" w:cs="宋体"/>
+          <w:lang w:val="en-US" w:eastAsia="zh-CN"/>
+        </w:rPr>
+        <w:t>这样我们就可以把对应的类型名更换一下：</w:t>
+      </w:r>
+    </w:p>
+    <w:p>
+      <w:pPr>
+        <w:keepNext w:val="0"/>
+        <w:keepLines w:val="0"/>
+        <w:pageBreakBefore w:val="0"/>
+        <w:widowControl w:val="0"/>
+        <w:kinsoku/>
+        <w:wordWrap/>
+        <w:overflowPunct/>
+        <w:topLinePunct w:val="0"/>
+        <w:autoSpaceDE/>
+        <w:autoSpaceDN/>
+        <w:bidi w:val="0"/>
+        <w:adjustRightInd/>
+        <w:snapToGrid/>
+        <w:jc w:val="both"/>
+        <w:textAlignment w:val="auto"/>
+        <w:rPr>
+          <w:rFonts w:hint="eastAsia" w:ascii="宋体" w:hAnsi="宋体" w:eastAsia="宋体" w:cs="宋体"/>
+          <w:lang w:val="en-US" w:eastAsia="zh-CN"/>
+        </w:rPr>
+      </w:pPr>
+      <w:r>
+        <w:rPr>
+          <w:rFonts w:hint="eastAsia" w:ascii="宋体" w:hAnsi="宋体" w:eastAsia="宋体" w:cs="宋体"/>
+          <w:lang w:val="en-US" w:eastAsia="zh-CN"/>
+        </w:rPr>
+        <w:t>unsigned char -&gt; uint8_t</w:t>
+      </w:r>
+    </w:p>
+    <w:p>
+      <w:pPr>
+        <w:keepNext w:val="0"/>
+        <w:keepLines w:val="0"/>
+        <w:pageBreakBefore w:val="0"/>
+        <w:widowControl w:val="0"/>
+        <w:kinsoku/>
+        <w:wordWrap/>
+        <w:overflowPunct/>
+        <w:topLinePunct w:val="0"/>
+        <w:autoSpaceDE/>
+        <w:autoSpaceDN/>
+        <w:bidi w:val="0"/>
+        <w:adjustRightInd/>
+        <w:snapToGrid/>
+        <w:jc w:val="both"/>
+        <w:textAlignment w:val="auto"/>
+        <w:rPr>
+          <w:rFonts w:hint="eastAsia" w:ascii="宋体" w:hAnsi="宋体" w:eastAsia="宋体" w:cs="宋体"/>
+          <w:lang w:val="en-US" w:eastAsia="zh-CN"/>
+        </w:rPr>
+      </w:pPr>
+      <w:r>
+        <w:rPr>
+          <w:rFonts w:hint="eastAsia" w:ascii="宋体" w:hAnsi="宋体" w:eastAsia="宋体" w:cs="宋体"/>
+          <w:lang w:val="en-US" w:eastAsia="zh-CN"/>
+        </w:rPr>
+        <w:t>unsigned int-&gt; uint16_t</w:t>
+      </w:r>
+    </w:p>
+    <w:p>
+      <w:pPr>
+        <w:keepNext w:val="0"/>
+        <w:keepLines w:val="0"/>
+        <w:pageBreakBefore w:val="0"/>
+        <w:widowControl w:val="0"/>
+        <w:kinsoku/>
+        <w:wordWrap/>
+        <w:overflowPunct/>
+        <w:topLinePunct w:val="0"/>
+        <w:autoSpaceDE/>
+        <w:autoSpaceDN/>
+        <w:bidi w:val="0"/>
+        <w:adjustRightInd/>
+        <w:snapToGrid/>
+        <w:ind w:firstLine="400" w:firstLineChars="200"/>
+        <w:jc w:val="both"/>
+        <w:textAlignment w:val="auto"/>
+        <w:rPr>
+          <w:rFonts w:hint="eastAsia" w:ascii="宋体" w:hAnsi="宋体" w:eastAsia="宋体" w:cs="宋体"/>
+          <w:lang w:val="en-US" w:eastAsia="zh-CN"/>
+        </w:rPr>
+      </w:pPr>
       <w:r>
         <w:rPr>
           <w:rFonts w:hint="eastAsia" w:ascii="宋体" w:hAnsi="宋体" w:eastAsia="宋体" w:cs="宋体"/>
